--- a/base-specs/Especificacao_Base_ENSO.docx
+++ b/base-specs/Especificacao_Base_ENSO.docx
@@ -39,6 +39,14 @@
     </w:p>
     <w:p>
       <w:pPr>
+        <w:spacing w:after="120"/>
+      </w:pPr>
+      <w:r>
+        <w:t xml:space="preserve">Os critérios de aceitação detalhados de cada regra estão descritos em Gherkin na pasta gherkin-base-enso, e o sample-project é uma implementação de referência desta especificação.</w:t>
+      </w:r>
+    </w:p>
+    <w:p>
+      <w:pPr>
         <w:pStyle w:val="Heading1"/>
       </w:pPr>
       <w:r>
@@ -191,7 +199,20 @@
         <w:spacing w:after="60"/>
       </w:pPr>
       <w:r>
-        <w:t xml:space="preserve">Será entregue mais tarde um repositório de UI de base, para seguir os componentes já usados noutros projetos.</w:t>
+        <w:t xml:space="preserve">Tipicamente em TypeScript, com Tailwind e ícones lucide.</w:t>
+      </w:r>
+    </w:p>
+    <w:p>
+      <w:pPr>
+        <w:pStyle w:val="ListParagraph"/>
+        <w:numPr>
+          <w:ilvl w:val="0"/>
+          <w:numId w:val="2"/>
+        </w:numPr>
+        <w:spacing w:after="60"/>
+      </w:pPr>
+      <w:r>
+        <w:t xml:space="preserve">A identidade visual segue o style guide ENSO (repositório base-style-guide): tokens de cor, componentes (botões, campos, alertas, badges, cartões, tabs e modais) e modo claro/escuro. Cada projeto varia apenas as cores e o logótipo.</w:t>
       </w:r>
     </w:p>
     <w:p>
@@ -251,6 +272,84 @@
     </w:p>
     <w:p>
       <w:pPr>
+        <w:pStyle w:val="ListParagraph"/>
+        <w:numPr>
+          <w:ilvl w:val="0"/>
+          <w:numId w:val="2"/>
+        </w:numPr>
+        <w:spacing w:after="60"/>
+      </w:pPr>
+      <w:r>
+        <w:t xml:space="preserve">A pasta data da raiz do projeto não entra no repositório; pastas de código com o nome data não são ignoradas.</w:t>
+      </w:r>
+    </w:p>
+    <w:p>
+      <w:pPr>
+        <w:pStyle w:val="ListParagraph"/>
+        <w:numPr>
+          <w:ilvl w:val="0"/>
+          <w:numId w:val="2"/>
+        </w:numPr>
+        <w:spacing w:after="60"/>
+      </w:pPr>
+      <w:r>
+        <w:t xml:space="preserve">As portas são configuráveis por variáveis de ambiente.</w:t>
+      </w:r>
+    </w:p>
+    <w:p>
+      <w:pPr>
+        <w:pStyle w:val="ListParagraph"/>
+        <w:numPr>
+          <w:ilvl w:val="0"/>
+          <w:numId w:val="2"/>
+        </w:numPr>
+        <w:spacing w:after="60"/>
+      </w:pPr>
+      <w:r>
+        <w:t xml:space="preserve">No primeiro arranque, o super administrador inicial e as settings de e-mail e branding são criados a partir de variáveis de ambiente; depois passam a ser geridos no back-office.</w:t>
+      </w:r>
+    </w:p>
+    <w:p>
+      <w:pPr>
+        <w:pStyle w:val="ListParagraph"/>
+        <w:numPr>
+          <w:ilvl w:val="0"/>
+          <w:numId w:val="2"/>
+        </w:numPr>
+        <w:spacing w:after="60"/>
+      </w:pPr>
+      <w:r>
+        <w:t xml:space="preserve">A estrutura da base de dados é atualizada automaticamente no arranque, sem perder dados.</w:t>
+      </w:r>
+    </w:p>
+    <w:p>
+      <w:pPr>
+        <w:pStyle w:val="ListParagraph"/>
+        <w:numPr>
+          <w:ilvl w:val="0"/>
+          <w:numId w:val="2"/>
+        </w:numPr>
+        <w:spacing w:after="60"/>
+      </w:pPr>
+      <w:r>
+        <w:t xml:space="preserve">Segurança: em produção é obrigatória uma chave secreta própria; a password do servidor de e-mail e os segredos de OTP são guardados cifrados e as passwords dos utilizadores com hash.</w:t>
+      </w:r>
+    </w:p>
+    <w:p>
+      <w:pPr>
+        <w:pStyle w:val="ListParagraph"/>
+        <w:numPr>
+          <w:ilvl w:val="0"/>
+          <w:numId w:val="2"/>
+        </w:numPr>
+        <w:spacing w:after="60"/>
+      </w:pPr>
+      <w:r>
+        <w:t xml:space="preserve">Em desenvolvimento existe um serviço Mailpit que apanha todos os e-mails enviados. O front-end mostra links para a sua caixa de correio apenas quando está configurado, nunca em produção.</w:t>
+      </w:r>
+    </w:p>
+    <w:p>
+      <w:pPr>
         <w:pStyle w:val="Heading1"/>
       </w:pPr>
       <w:r>
@@ -293,6 +392,45 @@
     </w:p>
     <w:p>
       <w:pPr>
+        <w:pStyle w:val="ListParagraph"/>
+        <w:numPr>
+          <w:ilvl w:val="0"/>
+          <w:numId w:val="2"/>
+        </w:numPr>
+        <w:spacing w:after="60"/>
+      </w:pPr>
+      <w:r>
+        <w:t xml:space="preserve">O administrador gere administradores e utilizadores normais; só o super administrador gere super administradores.</w:t>
+      </w:r>
+    </w:p>
+    <w:p>
+      <w:pPr>
+        <w:pStyle w:val="ListParagraph"/>
+        <w:numPr>
+          <w:ilvl w:val="0"/>
+          <w:numId w:val="2"/>
+        </w:numPr>
+        <w:spacing w:after="60"/>
+      </w:pPr>
+      <w:r>
+        <w:t xml:space="preserve">Ninguém pode alterar o próprio perfil nem desativar ou eliminar a própria conta.</w:t>
+      </w:r>
+    </w:p>
+    <w:p>
+      <w:pPr>
+        <w:pStyle w:val="ListParagraph"/>
+        <w:numPr>
+          <w:ilvl w:val="0"/>
+          <w:numId w:val="2"/>
+        </w:numPr>
+        <w:spacing w:after="60"/>
+      </w:pPr>
+      <w:r>
+        <w:t xml:space="preserve">Contas inativas não conseguem entrar nem recuperar a password.</w:t>
+      </w:r>
+    </w:p>
+    <w:p>
+      <w:pPr>
         <w:pStyle w:val="Heading1"/>
       </w:pPr>
       <w:r>
@@ -335,6 +473,32 @@
     </w:p>
     <w:p>
       <w:pPr>
+        <w:pStyle w:val="ListParagraph"/>
+        <w:numPr>
+          <w:ilvl w:val="0"/>
+          <w:numId w:val="2"/>
+        </w:numPr>
+        <w:spacing w:after="60"/>
+      </w:pPr>
+      <w:r>
+        <w:t xml:space="preserve">As settings e a gestão de utilizadores estão disponíveis apenas para administradores, e o menu do back-office adapta-se ao perfil.</w:t>
+      </w:r>
+    </w:p>
+    <w:p>
+      <w:pPr>
+        <w:pStyle w:val="ListParagraph"/>
+        <w:numPr>
+          <w:ilvl w:val="0"/>
+          <w:numId w:val="2"/>
+        </w:numPr>
+        <w:spacing w:after="60"/>
+      </w:pPr>
+      <w:r>
+        <w:t xml:space="preserve">Quem tenta abrir uma página do back-office sem sessão é levado ao login e, depois de entrar, volta a essa página.</w:t>
+      </w:r>
+    </w:p>
+    <w:p>
+      <w:pPr>
         <w:pStyle w:val="Heading1"/>
       </w:pPr>
       <w:r>
@@ -364,20 +528,46 @@
         <w:spacing w:after="60"/>
       </w:pPr>
       <w:r>
-        <w:t xml:space="preserve">OTP sempre disponível.</w:t>
-      </w:r>
-    </w:p>
-    <w:p>
-      <w:pPr>
-        <w:pStyle w:val="ListParagraph"/>
-        <w:numPr>
-          <w:ilvl w:val="0"/>
-          <w:numId w:val="2"/>
-        </w:numPr>
-        <w:spacing w:after="60"/>
-      </w:pPr>
-      <w:r>
-        <w:t xml:space="preserve">Idealmente, também autenticação por impressão digital, suportada no próprio computador.</w:t>
+        <w:t xml:space="preserve">Verificação em dois passos (MFA) sempre disponível, com dois métodos: aplicação autenticadora (TOTP, código de 6 dígitos) e impressão digital no próprio computador (WebAuthn: Touch ID, Windows Hello). Cada conta pode usar um, outro ou ambos.</w:t>
+      </w:r>
+    </w:p>
+    <w:p>
+      <w:pPr>
+        <w:pStyle w:val="ListParagraph"/>
+        <w:numPr>
+          <w:ilvl w:val="0"/>
+          <w:numId w:val="2"/>
+        </w:numPr>
+        <w:spacing w:after="60"/>
+      </w:pPr>
+      <w:r>
+        <w:t xml:space="preserve">O administrador pode tornar o MFA obrigatório numa conta. A pessoa tem de manter pelo menos um método e, se ainda não tiver nenhum, configura-o no próprio login antes de entrar.</w:t>
+      </w:r>
+    </w:p>
+    <w:p>
+      <w:pPr>
+        <w:pStyle w:val="ListParagraph"/>
+        <w:numPr>
+          <w:ilvl w:val="0"/>
+          <w:numId w:val="2"/>
+        </w:numPr>
+        <w:spacing w:after="60"/>
+      </w:pPr>
+      <w:r>
+        <w:t xml:space="preserve">O administrador pode repor o MFA de uma conta (perda do telemóvel ou do computador): remove todos os métodos, termina as sessões abertas e avisa a pessoa por e-mail.</w:t>
+      </w:r>
+    </w:p>
+    <w:p>
+      <w:pPr>
+        <w:pStyle w:val="ListParagraph"/>
+        <w:numPr>
+          <w:ilvl w:val="0"/>
+          <w:numId w:val="2"/>
+        </w:numPr>
+        <w:spacing w:after="60"/>
+      </w:pPr>
+      <w:r>
+        <w:t xml:space="preserve">As impressões digitais ficam ligadas ao domínio do site; em produção o site é servido em HTTPS.</w:t>
       </w:r>
     </w:p>
     <w:p>
@@ -391,6 +581,45 @@
       </w:pPr>
       <w:r>
         <w:t xml:space="preserve">Login e reset de password sempre presentes, com os formulários típicos de recuperação.</w:t>
+      </w:r>
+    </w:p>
+    <w:p>
+      <w:pPr>
+        <w:pStyle w:val="ListParagraph"/>
+        <w:numPr>
+          <w:ilvl w:val="0"/>
+          <w:numId w:val="2"/>
+        </w:numPr>
+        <w:spacing w:after="60"/>
+      </w:pPr>
+      <w:r>
+        <w:t xml:space="preserve">Mensagens de erro de login genéricas e limite de tentativas por endereço.</w:t>
+      </w:r>
+    </w:p>
+    <w:p>
+      <w:pPr>
+        <w:pStyle w:val="ListParagraph"/>
+        <w:numPr>
+          <w:ilvl w:val="0"/>
+          <w:numId w:val="2"/>
+        </w:numPr>
+        <w:spacing w:after="60"/>
+      </w:pPr>
+      <w:r>
+        <w:t xml:space="preserve">O link de reset de password é válido durante 1 hora e só pode ser usado uma vez; as passwords têm pelo menos 8 caracteres.</w:t>
+      </w:r>
+    </w:p>
+    <w:p>
+      <w:pPr>
+        <w:pStyle w:val="ListParagraph"/>
+        <w:numPr>
+          <w:ilvl w:val="0"/>
+          <w:numId w:val="2"/>
+        </w:numPr>
+        <w:spacing w:after="60"/>
+      </w:pPr>
+      <w:r>
+        <w:t xml:space="preserve">Alterar ou repor a password termina as outras sessões abertas.</w:t>
       </w:r>
     </w:p>
     <w:p>
@@ -457,6 +686,19 @@
         <w:spacing w:after="60"/>
       </w:pPr>
       <w:r>
+        <w:t xml:space="preserve">Porta.</w:t>
+      </w:r>
+    </w:p>
+    <w:p>
+      <w:pPr>
+        <w:pStyle w:val="ListParagraph"/>
+        <w:numPr>
+          <w:ilvl w:val="0"/>
+          <w:numId w:val="2"/>
+        </w:numPr>
+        <w:spacing w:after="60"/>
+      </w:pPr>
+      <w:r>
         <w:t xml:space="preserve">Protocolo, tipicamente SMTP.</w:t>
       </w:r>
     </w:p>
@@ -497,6 +739,32 @@
       </w:pPr>
       <w:r>
         <w:t xml:space="preserve">Respetiva autenticação.</w:t>
+      </w:r>
+    </w:p>
+    <w:p>
+      <w:pPr>
+        <w:pStyle w:val="ListParagraph"/>
+        <w:numPr>
+          <w:ilvl w:val="0"/>
+          <w:numId w:val="2"/>
+        </w:numPr>
+        <w:spacing w:after="60"/>
+      </w:pPr>
+      <w:r>
+        <w:t xml:space="preserve">E-mail do remetente.</w:t>
+      </w:r>
+    </w:p>
+    <w:p>
+      <w:pPr>
+        <w:pStyle w:val="ListParagraph"/>
+        <w:numPr>
+          <w:ilvl w:val="0"/>
+          <w:numId w:val="2"/>
+        </w:numPr>
+        <w:spacing w:after="60"/>
+      </w:pPr>
+      <w:r>
+        <w:t xml:space="preserve">A password de autenticação nunca é apresentada nem devolvida pelo servidor, e existe o envio de um e-mail de teste.</w:t>
       </w:r>
     </w:p>
     <w:p>
@@ -552,6 +820,32 @@
     </w:p>
     <w:p>
       <w:pPr>
+        <w:pStyle w:val="ListParagraph"/>
+        <w:numPr>
+          <w:ilvl w:val="0"/>
+          <w:numId w:val="2"/>
+        </w:numPr>
+        <w:spacing w:after="60"/>
+      </w:pPr>
+      <w:r>
+        <w:t xml:space="preserve">Esquema de 4 cores (primary, secondary, neutral e accent), com 7 esquemas prontos a aplicar com um clique: ENSO, Oceano, Floresta, Terracota, Ameixa, Rubi e Grafite.</w:t>
+      </w:r>
+    </w:p>
+    <w:p>
+      <w:pPr>
+        <w:pStyle w:val="ListParagraph"/>
+        <w:numPr>
+          <w:ilvl w:val="0"/>
+          <w:numId w:val="2"/>
+        </w:numPr>
+        <w:spacing w:after="60"/>
+      </w:pPr>
+      <w:r>
+        <w:t xml:space="preserve">Sugestão de cores a partir do logótipo e pré-visualização em toda a aplicação antes de guardar.</w:t>
+      </w:r>
+    </w:p>
+    <w:p>
+      <w:pPr>
         <w:spacing w:after="120"/>
       </w:pPr>
       <w:r>
@@ -594,6 +888,32 @@
     </w:p>
     <w:p>
       <w:pPr>
+        <w:pStyle w:val="ListParagraph"/>
+        <w:numPr>
+          <w:ilvl w:val="0"/>
+          <w:numId w:val="2"/>
+        </w:numPr>
+        <w:spacing w:after="60"/>
+      </w:pPr>
+      <w:r>
+        <w:t xml:space="preserve">Os avisos incluem a alteração de password e a reposição da verificação em dois passos.</w:t>
+      </w:r>
+    </w:p>
+    <w:p>
+      <w:pPr>
+        <w:pStyle w:val="ListParagraph"/>
+        <w:numPr>
+          <w:ilvl w:val="0"/>
+          <w:numId w:val="2"/>
+        </w:numPr>
+        <w:spacing w:after="60"/>
+      </w:pPr>
+      <w:r>
+        <w:t xml:space="preserve">Os botões dos e-mails usam a cor primary do branding.</w:t>
+      </w:r>
+    </w:p>
+    <w:p>
+      <w:pPr>
         <w:pStyle w:val="Heading1"/>
       </w:pPr>
       <w:r>
@@ -610,6 +930,45 @@
         <w:spacing w:after="60"/>
       </w:pPr>
       <w:r>
+        <w:t xml:space="preserve">Criar utilizadores com e-mail (identificador de login, único e não alterável), nome, perfil e password inicial opcional.</w:t>
+      </w:r>
+    </w:p>
+    <w:p>
+      <w:pPr>
+        <w:pStyle w:val="ListParagraph"/>
+        <w:numPr>
+          <w:ilvl w:val="0"/>
+          <w:numId w:val="2"/>
+        </w:numPr>
+        <w:spacing w:after="60"/>
+      </w:pPr>
+      <w:r>
+        <w:t xml:space="preserve">Ativar ou desativar contas, eliminar com confirmação, exigir e repor a verificação em dois passos.</w:t>
+      </w:r>
+    </w:p>
+    <w:p>
+      <w:pPr>
+        <w:pStyle w:val="ListParagraph"/>
+        <w:numPr>
+          <w:ilvl w:val="0"/>
+          <w:numId w:val="2"/>
+        </w:numPr>
+        <w:spacing w:after="60"/>
+      </w:pPr>
+      <w:r>
+        <w:t xml:space="preserve">Lista com pesquisa, filtros por perfil e estado, ordenação e indicação do estado da verificação em dois passos.</w:t>
+      </w:r>
+    </w:p>
+    <w:p>
+      <w:pPr>
+        <w:pStyle w:val="ListParagraph"/>
+        <w:numPr>
+          <w:ilvl w:val="0"/>
+          <w:numId w:val="2"/>
+        </w:numPr>
+        <w:spacing w:after="60"/>
+      </w:pPr>
+      <w:r>
         <w:t xml:space="preserve">Opção de enviar um e-mail de boas-vindas a um utilizador, a indicar que pertence à plataforma.</w:t>
       </w:r>
     </w:p>
@@ -628,6 +987,19 @@
     </w:p>
     <w:p>
       <w:pPr>
+        <w:pStyle w:val="ListParagraph"/>
+        <w:numPr>
+          <w:ilvl w:val="0"/>
+          <w:numId w:val="2"/>
+        </w:numPr>
+        <w:spacing w:after="60"/>
+      </w:pPr>
+      <w:r>
+        <w:t xml:space="preserve">O link para definir a password incluído no e-mail de boas-vindas é válido durante 72 horas.</w:t>
+      </w:r>
+    </w:p>
+    <w:p>
+      <w:pPr>
         <w:pStyle w:val="Heading1"/>
       </w:pPr>
       <w:r>
@@ -657,7 +1029,7 @@
         <w:spacing w:after="60"/>
       </w:pPr>
       <w:r>
-        <w:t xml:space="preserve">O software é sempre responsivo em todas as zonas: front-end público, back-office e páginas de login, reset de password e OTP.</w:t>
+        <w:t xml:space="preserve">O software é sempre responsivo em todas as zonas: front-end público, back-office e páginas de login, reset de password e verificação em dois passos.</w:t>
       </w:r>
     </w:p>
     <w:p>
@@ -671,6 +1043,58 @@
       </w:pPr>
       <w:r>
         <w:t xml:space="preserve">O favicon é o logótipo configurado na secção de branding.</w:t>
+      </w:r>
+    </w:p>
+    <w:p>
+      <w:pPr>
+        <w:pStyle w:val="ListParagraph"/>
+        <w:numPr>
+          <w:ilvl w:val="0"/>
+          <w:numId w:val="2"/>
+        </w:numPr>
+        <w:spacing w:after="60"/>
+      </w:pPr>
+      <w:r>
+        <w:t xml:space="preserve">Identidade visual do style guide ENSO em todas as zonas.</w:t>
+      </w:r>
+    </w:p>
+    <w:p>
+      <w:pPr>
+        <w:pStyle w:val="ListParagraph"/>
+        <w:numPr>
+          <w:ilvl w:val="0"/>
+          <w:numId w:val="2"/>
+        </w:numPr>
+        <w:spacing w:after="60"/>
+      </w:pPr>
+      <w:r>
+        <w:t xml:space="preserve">Modo claro e escuro, com botão em todas as páginas; a escolha fica guardada no browser e, por omissão, segue o sistema operativo.</w:t>
+      </w:r>
+    </w:p>
+    <w:p>
+      <w:pPr>
+        <w:pStyle w:val="ListParagraph"/>
+        <w:numPr>
+          <w:ilvl w:val="0"/>
+          <w:numId w:val="2"/>
+        </w:numPr>
+        <w:spacing w:after="60"/>
+      </w:pPr>
+      <w:r>
+        <w:t xml:space="preserve">Textos em português de Portugal, tratando o utilizador por "tu".</w:t>
+      </w:r>
+    </w:p>
+    <w:p>
+      <w:pPr>
+        <w:pStyle w:val="ListParagraph"/>
+        <w:numPr>
+          <w:ilvl w:val="0"/>
+          <w:numId w:val="2"/>
+        </w:numPr>
+        <w:spacing w:after="60"/>
+      </w:pPr>
+      <w:r>
+        <w:t xml:space="preserve">Em ecrãs pequenos, as tabelas passam a cartões e a barra lateral do back-office abre por cima do conteúdo.</w:t>
       </w:r>
     </w:p>
     <w:p>
@@ -768,7 +1192,7 @@
         <w:spacing w:after="60"/>
       </w:pPr>
       <w:r>
-        <w:t xml:space="preserve">O logótipo da ENSO é obtido a partir de enso-origins.com.</w:t>
+        <w:t xml:space="preserve">Usa-se o logótipo oficial da ENSO ORIGINS (enso-origins.com), na versão negativa em modo escuro.</w:t>
       </w:r>
     </w:p>
     <w:p>
